--- a/Report.docx
+++ b/Report.docx
@@ -2,6 +2,352 @@
 <file path=word/document.xml><?xml version="1.0" encoding="utf-8"?>
 <w:document xmlns:wpc="http://schemas.microsoft.com/office/word/2010/wordprocessingCanvas" xmlns:mo="http://schemas.microsoft.com/office/mac/office/2008/main" xmlns:mc="http://schemas.openxmlformats.org/markup-compatibility/2006" xmlns:mv="urn:schemas-microsoft-com:mac:vml" xmlns:o="urn:schemas-microsoft-com:office:office" xmlns:r="http://schemas.openxmlformats.org/officeDocument/2006/relationships" xmlns:m="http://schemas.openxmlformats.org/officeDocument/2006/math" xmlns:v="urn:schemas-microsoft-com:vml" xmlns:wp14="http://schemas.microsoft.com/office/word/2010/wordprocessingDrawing" xmlns:wp="http://schemas.openxmlformats.org/drawingml/2006/wordprocessingDrawing" xmlns:w10="urn:schemas-microsoft-com:office:word" xmlns:w="http://schemas.openxmlformats.org/wordprocessingml/2006/main" xmlns:w14="http://schemas.microsoft.com/office/word/2010/wordml" xmlns:wpg="http://schemas.microsoft.com/office/word/2010/wordprocessingGroup" xmlns:wpi="http://schemas.microsoft.com/office/word/2010/wordprocessingInk" xmlns:wne="http://schemas.microsoft.com/office/word/2006/wordml" xmlns:wps="http://schemas.microsoft.com/office/word/2010/wordprocessingShape" xmlns:a="http://schemas.openxmlformats.org/drawingml/2006/main" xmlns:pic="http://schemas.openxmlformats.org/drawingml/2006/picture" xmlns:a14="http://schemas.microsoft.com/office/drawing/2010/main" mc:Ignorable="w14 wp14">
   <w:body>
+    <w:p>
+      <w:pPr>
+        <w:pStyle w:val="Heading1"/>
+        <w:suppressLineNumbers w:val="0"/>
+        <w:bidi w:val="0"/>
+        <w:spacing w:before="480" w:beforeAutospacing="off" w:after="0" w:afterAutospacing="off" w:line="276" w:lineRule="auto"/>
+        <w:ind w:left="0" w:right="0"/>
+        <w:jc w:val="center"/>
+        <w:rPr>
+          <w:rFonts w:ascii="Calibri" w:hAnsi="Calibri" w:eastAsia="Calibri" w:cs="Calibri" w:asciiTheme="majorAscii" w:hAnsiTheme="majorAscii" w:eastAsiaTheme="majorAscii" w:cstheme="majorAscii"/>
+          <w:b w:val="0"/>
+          <w:bCs w:val="0"/>
+          <w:color w:val="auto"/>
+          <w:sz w:val="52"/>
+          <w:szCs w:val="52"/>
+        </w:rPr>
+      </w:pPr>
+    </w:p>
+    <w:p>
+      <w:pPr>
+        <w:pStyle w:val="Heading1"/>
+        <w:suppressLineNumbers w:val="0"/>
+        <w:bidi w:val="0"/>
+        <w:spacing w:before="480" w:beforeAutospacing="off" w:after="0" w:afterAutospacing="off" w:line="276" w:lineRule="auto"/>
+        <w:ind w:left="0" w:right="0"/>
+        <w:jc w:val="center"/>
+        <w:rPr>
+          <w:rFonts w:ascii="Calibri" w:hAnsi="Calibri" w:eastAsia="Calibri" w:cs="Calibri" w:asciiTheme="majorAscii" w:hAnsiTheme="majorAscii" w:eastAsiaTheme="majorAscii" w:cstheme="majorAscii"/>
+          <w:b w:val="0"/>
+          <w:bCs w:val="0"/>
+          <w:color w:val="auto"/>
+          <w:sz w:val="52"/>
+          <w:szCs w:val="52"/>
+        </w:rPr>
+      </w:pPr>
+    </w:p>
+    <w:p>
+      <w:pPr>
+        <w:pStyle w:val="Heading1"/>
+        <w:suppressLineNumbers w:val="0"/>
+        <w:bidi w:val="0"/>
+        <w:spacing w:before="480" w:beforeAutospacing="off" w:after="0" w:afterAutospacing="off" w:line="276" w:lineRule="auto"/>
+        <w:ind w:left="0" w:right="0"/>
+        <w:jc w:val="center"/>
+        <w:rPr>
+          <w:rFonts w:ascii="Calibri" w:hAnsi="Calibri" w:eastAsia="Calibri" w:cs="Calibri" w:asciiTheme="majorAscii" w:hAnsiTheme="majorAscii" w:eastAsiaTheme="majorAscii" w:cstheme="majorAscii"/>
+          <w:b w:val="0"/>
+          <w:bCs w:val="0"/>
+          <w:color w:val="auto"/>
+          <w:sz w:val="52"/>
+          <w:szCs w:val="52"/>
+        </w:rPr>
+      </w:pPr>
+    </w:p>
+    <w:p>
+      <w:pPr>
+        <w:pStyle w:val="Heading1"/>
+        <w:suppressLineNumbers w:val="0"/>
+        <w:bidi w:val="0"/>
+        <w:spacing w:before="480" w:beforeAutospacing="off" w:after="0" w:afterAutospacing="off" w:line="276" w:lineRule="auto"/>
+        <w:ind w:left="0" w:right="0"/>
+        <w:jc w:val="center"/>
+        <w:rPr>
+          <w:rFonts w:ascii="Calibri" w:hAnsi="Calibri" w:eastAsia="Calibri" w:cs="Calibri" w:asciiTheme="majorAscii" w:hAnsiTheme="majorAscii" w:eastAsiaTheme="majorAscii" w:cstheme="majorAscii"/>
+          <w:b w:val="0"/>
+          <w:bCs w:val="0"/>
+          <w:color w:val="auto"/>
+          <w:sz w:val="56"/>
+          <w:szCs w:val="56"/>
+        </w:rPr>
+      </w:pPr>
+      <w:r>
+        <w:rPr>
+          <w:rFonts w:ascii="Calibri" w:hAnsi="Calibri" w:eastAsia="Calibri" w:cs="Calibri" w:asciiTheme="majorAscii" w:hAnsiTheme="majorAscii" w:eastAsiaTheme="majorAscii" w:cstheme="majorAscii"/>
+          <w:b w:val="0"/>
+          <w:bCs w:val="0"/>
+          <w:color w:val="auto"/>
+          <w:sz w:val="56"/>
+          <w:szCs w:val="56"/>
+        </w:rPr>
+        <w:t>DATA ANALYSIS AND PROGRAMMING FOR OPERATIONS MANAG</w:t>
+      </w:r>
+      <w:r>
+        <w:rPr>
+          <w:rFonts w:ascii="Calibri" w:hAnsi="Calibri" w:eastAsia="Calibri" w:cs="Calibri" w:asciiTheme="majorAscii" w:hAnsiTheme="majorAscii" w:eastAsiaTheme="majorAscii" w:cstheme="majorAscii"/>
+          <w:b w:val="0"/>
+          <w:bCs w:val="0"/>
+          <w:color w:val="auto"/>
+          <w:sz w:val="56"/>
+          <w:szCs w:val="56"/>
+        </w:rPr>
+        <w:t>E</w:t>
+      </w:r>
+      <w:r>
+        <w:rPr>
+          <w:rFonts w:ascii="Calibri" w:hAnsi="Calibri" w:eastAsia="Calibri" w:cs="Calibri" w:asciiTheme="majorAscii" w:hAnsiTheme="majorAscii" w:eastAsiaTheme="majorAscii" w:cstheme="majorAscii"/>
+          <w:b w:val="0"/>
+          <w:bCs w:val="0"/>
+          <w:color w:val="auto"/>
+          <w:sz w:val="56"/>
+          <w:szCs w:val="56"/>
+        </w:rPr>
+        <w:t>MENT</w:t>
+      </w:r>
+    </w:p>
+    <w:p>
+      <w:pPr>
+        <w:pStyle w:val="Heading1"/>
+        <w:suppressLineNumbers w:val="0"/>
+        <w:bidi w:val="0"/>
+        <w:spacing w:before="480" w:beforeAutospacing="off" w:after="0" w:afterAutospacing="off" w:line="276" w:lineRule="auto"/>
+        <w:ind w:left="0" w:right="0"/>
+        <w:jc w:val="right"/>
+        <w:rPr>
+          <w:rFonts w:ascii="Calibri" w:hAnsi="Calibri" w:eastAsia="Calibri" w:cs="Calibri" w:asciiTheme="majorAscii" w:hAnsiTheme="majorAscii" w:eastAsiaTheme="majorAscii" w:cstheme="majorAscii"/>
+          <w:b w:val="0"/>
+          <w:bCs w:val="0"/>
+          <w:i w:val="0"/>
+          <w:iCs w:val="0"/>
+          <w:color w:val="auto"/>
+          <w:sz w:val="56"/>
+          <w:szCs w:val="56"/>
+        </w:rPr>
+      </w:pPr>
+      <w:r>
+        <w:rPr>
+          <w:rFonts w:ascii="Calibri" w:hAnsi="Calibri" w:eastAsia="Calibri" w:cs="Calibri" w:asciiTheme="majorAscii" w:hAnsiTheme="majorAscii" w:eastAsiaTheme="majorAscii" w:cstheme="majorAscii"/>
+          <w:b w:val="0"/>
+          <w:bCs w:val="0"/>
+          <w:i w:val="0"/>
+          <w:iCs w:val="0"/>
+          <w:color w:val="auto"/>
+          <w:sz w:val="48"/>
+          <w:szCs w:val="48"/>
+        </w:rPr>
+        <w:t>Final Report</w:t>
+      </w:r>
+      <w:r>
+        <w:rPr>
+          <w:rFonts w:ascii="Calibri" w:hAnsi="Calibri" w:eastAsia="Calibri" w:cs="Calibri" w:asciiTheme="majorAscii" w:hAnsiTheme="majorAscii" w:eastAsiaTheme="majorAscii" w:cstheme="majorAscii"/>
+          <w:b w:val="0"/>
+          <w:bCs w:val="0"/>
+          <w:i w:val="0"/>
+          <w:iCs w:val="0"/>
+          <w:color w:val="auto"/>
+          <w:sz w:val="56"/>
+          <w:szCs w:val="56"/>
+        </w:rPr>
+        <w:t xml:space="preserve"> </w:t>
+      </w:r>
+    </w:p>
+    <w:p>
+      <w:pPr>
+        <w:pStyle w:val="Normal"/>
+        <w:jc w:val="center"/>
+        <w:rPr>
+          <w:rFonts w:ascii="Calibri" w:hAnsi="Calibri" w:eastAsia="Calibri" w:cs="Calibri" w:asciiTheme="majorAscii" w:hAnsiTheme="majorAscii" w:eastAsiaTheme="majorAscii" w:cstheme="majorAscii"/>
+          <w:b w:val="0"/>
+          <w:bCs w:val="0"/>
+          <w:color w:val="auto"/>
+          <w:sz w:val="56"/>
+          <w:szCs w:val="56"/>
+          <w:lang w:eastAsia="en-US" w:bidi="ar-SA"/>
+        </w:rPr>
+      </w:pPr>
+    </w:p>
+    <w:p>
+      <w:pPr>
+        <w:pStyle w:val="Normal"/>
+        <w:jc w:val="center"/>
+        <w:rPr>
+          <w:rFonts w:ascii="Calibri" w:hAnsi="Calibri" w:eastAsia="Calibri" w:cs="Calibri" w:asciiTheme="majorAscii" w:hAnsiTheme="majorAscii" w:eastAsiaTheme="majorAscii" w:cstheme="majorAscii"/>
+          <w:b w:val="0"/>
+          <w:bCs w:val="0"/>
+          <w:color w:val="auto"/>
+          <w:sz w:val="56"/>
+          <w:szCs w:val="56"/>
+          <w:lang w:eastAsia="en-US" w:bidi="ar-SA"/>
+        </w:rPr>
+      </w:pPr>
+    </w:p>
+    <w:p>
+      <w:pPr>
+        <w:pStyle w:val="Normal"/>
+        <w:jc w:val="right"/>
+        <w:rPr>
+          <w:rFonts w:ascii="Calibri" w:hAnsi="Calibri" w:eastAsia="Calibri" w:cs="Calibri" w:asciiTheme="majorAscii" w:hAnsiTheme="majorAscii" w:eastAsiaTheme="majorAscii" w:cstheme="majorAscii"/>
+          <w:b w:val="0"/>
+          <w:bCs w:val="0"/>
+          <w:color w:val="auto"/>
+          <w:sz w:val="44"/>
+          <w:szCs w:val="44"/>
+          <w:lang w:eastAsia="en-US" w:bidi="ar-SA"/>
+        </w:rPr>
+      </w:pPr>
+      <w:r>
+        <w:rPr>
+          <w:rFonts w:ascii="Calibri" w:hAnsi="Calibri" w:eastAsia="Calibri" w:cs="Calibri" w:asciiTheme="majorAscii" w:hAnsiTheme="majorAscii" w:eastAsiaTheme="majorAscii" w:cstheme="majorAscii"/>
+          <w:b w:val="0"/>
+          <w:bCs w:val="0"/>
+          <w:color w:val="auto"/>
+          <w:sz w:val="40"/>
+          <w:szCs w:val="40"/>
+          <w:lang w:eastAsia="en-US" w:bidi="ar-SA"/>
+        </w:rPr>
+        <w:t>Enrico Lombardo – S6432263</w:t>
+      </w:r>
+    </w:p>
+    <w:p>
+      <w:pPr>
+        <w:pStyle w:val="Normal"/>
+        <w:jc w:val="right"/>
+        <w:rPr>
+          <w:rFonts w:ascii="Calibri" w:hAnsi="Calibri" w:eastAsia="Calibri" w:cs="Calibri" w:asciiTheme="majorAscii" w:hAnsiTheme="majorAscii" w:eastAsiaTheme="majorAscii" w:cstheme="majorAscii"/>
+          <w:b w:val="0"/>
+          <w:bCs w:val="0"/>
+          <w:color w:val="auto"/>
+          <w:sz w:val="40"/>
+          <w:szCs w:val="40"/>
+          <w:lang w:eastAsia="en-US" w:bidi="ar-SA"/>
+        </w:rPr>
+      </w:pPr>
+      <w:r>
+        <w:rPr>
+          <w:rFonts w:ascii="Calibri" w:hAnsi="Calibri" w:eastAsia="Calibri" w:cs="Calibri" w:asciiTheme="majorAscii" w:hAnsiTheme="majorAscii" w:eastAsiaTheme="majorAscii" w:cstheme="majorAscii"/>
+          <w:b w:val="0"/>
+          <w:bCs w:val="0"/>
+          <w:color w:val="auto"/>
+          <w:sz w:val="40"/>
+          <w:szCs w:val="40"/>
+          <w:lang w:eastAsia="en-US" w:bidi="ar-SA"/>
+        </w:rPr>
+        <w:t>MSc T</w:t>
+      </w:r>
+      <w:r>
+        <w:rPr>
+          <w:rFonts w:ascii="Calibri" w:hAnsi="Calibri" w:eastAsia="Calibri" w:cs="Calibri" w:asciiTheme="majorAscii" w:hAnsiTheme="majorAscii" w:eastAsiaTheme="majorAscii" w:cstheme="majorAscii"/>
+          <w:b w:val="0"/>
+          <w:bCs w:val="0"/>
+          <w:color w:val="auto"/>
+          <w:sz w:val="40"/>
+          <w:szCs w:val="40"/>
+          <w:lang w:eastAsia="en-US" w:bidi="ar-SA"/>
+        </w:rPr>
+        <w:t xml:space="preserve">echnology and </w:t>
+      </w:r>
+      <w:r>
+        <w:rPr>
+          <w:rFonts w:ascii="Calibri" w:hAnsi="Calibri" w:eastAsia="Calibri" w:cs="Calibri" w:asciiTheme="majorAscii" w:hAnsiTheme="majorAscii" w:eastAsiaTheme="majorAscii" w:cstheme="majorAscii"/>
+          <w:b w:val="0"/>
+          <w:bCs w:val="0"/>
+          <w:color w:val="auto"/>
+          <w:sz w:val="40"/>
+          <w:szCs w:val="40"/>
+          <w:lang w:eastAsia="en-US" w:bidi="ar-SA"/>
+        </w:rPr>
+        <w:t>O</w:t>
+      </w:r>
+      <w:r>
+        <w:rPr>
+          <w:rFonts w:ascii="Calibri" w:hAnsi="Calibri" w:eastAsia="Calibri" w:cs="Calibri" w:asciiTheme="majorAscii" w:hAnsiTheme="majorAscii" w:eastAsiaTheme="majorAscii" w:cstheme="majorAscii"/>
+          <w:b w:val="0"/>
+          <w:bCs w:val="0"/>
+          <w:color w:val="auto"/>
+          <w:sz w:val="40"/>
+          <w:szCs w:val="40"/>
+          <w:lang w:eastAsia="en-US" w:bidi="ar-SA"/>
+        </w:rPr>
+        <w:t xml:space="preserve">perations </w:t>
+      </w:r>
+      <w:r>
+        <w:rPr>
+          <w:rFonts w:ascii="Calibri" w:hAnsi="Calibri" w:eastAsia="Calibri" w:cs="Calibri" w:asciiTheme="majorAscii" w:hAnsiTheme="majorAscii" w:eastAsiaTheme="majorAscii" w:cstheme="majorAscii"/>
+          <w:b w:val="0"/>
+          <w:bCs w:val="0"/>
+          <w:color w:val="auto"/>
+          <w:sz w:val="40"/>
+          <w:szCs w:val="40"/>
+          <w:lang w:eastAsia="en-US" w:bidi="ar-SA"/>
+        </w:rPr>
+        <w:t>Management</w:t>
+      </w:r>
+    </w:p>
+    <w:p>
+      <w:pPr>
+        <w:pStyle w:val="Normal"/>
+        <w:jc w:val="right"/>
+        <w:rPr>
+          <w:rFonts w:ascii="Calibri" w:hAnsi="Calibri" w:eastAsia="Calibri" w:cs="Calibri" w:asciiTheme="majorAscii" w:hAnsiTheme="majorAscii" w:eastAsiaTheme="majorAscii" w:cstheme="majorAscii"/>
+          <w:b w:val="0"/>
+          <w:bCs w:val="0"/>
+          <w:color w:val="auto"/>
+          <w:sz w:val="36"/>
+          <w:szCs w:val="36"/>
+          <w:lang w:eastAsia="en-US" w:bidi="ar-SA"/>
+        </w:rPr>
+      </w:pPr>
+      <w:r>
+        <w:rPr>
+          <w:rFonts w:ascii="Calibri" w:hAnsi="Calibri" w:eastAsia="Calibri" w:cs="Calibri" w:asciiTheme="majorAscii" w:hAnsiTheme="majorAscii" w:eastAsiaTheme="majorAscii" w:cstheme="majorAscii"/>
+          <w:b w:val="0"/>
+          <w:bCs w:val="0"/>
+          <w:color w:val="auto"/>
+          <w:sz w:val="40"/>
+          <w:szCs w:val="40"/>
+          <w:lang w:eastAsia="en-US" w:bidi="ar-SA"/>
+        </w:rPr>
+        <w:t>2025/2026</w:t>
+      </w:r>
+    </w:p>
+    <w:p>
+      <w:pPr>
+        <w:pStyle w:val="Normal"/>
+        <w:jc w:val="right"/>
+        <w:rPr>
+          <w:rFonts w:ascii="Calibri" w:hAnsi="Calibri" w:eastAsia="Calibri" w:cs="Calibri" w:asciiTheme="majorAscii" w:hAnsiTheme="majorAscii" w:eastAsiaTheme="majorAscii" w:cstheme="majorAscii"/>
+          <w:b w:val="1"/>
+          <w:bCs w:val="1"/>
+          <w:sz w:val="36"/>
+          <w:szCs w:val="36"/>
+        </w:rPr>
+      </w:pPr>
+      <w:r>
+        <w:rPr>
+          <w:rFonts w:ascii="Calibri" w:hAnsi="Calibri" w:eastAsia="Calibri" w:cs="Calibri" w:asciiTheme="majorAscii" w:hAnsiTheme="majorAscii" w:eastAsiaTheme="majorAscii" w:cstheme="majorAscii"/>
+          <w:b w:val="1"/>
+          <w:bCs w:val="1"/>
+          <w:sz w:val="28"/>
+          <w:szCs w:val="28"/>
+        </w:rPr>
+        <w:t xml:space="preserve">  </w:t>
+      </w:r>
+    </w:p>
+    <w:p>
+      <w:pPr>
+        <w:pStyle w:val="Normal"/>
+        <w:jc w:val="center"/>
+        <w:rPr>
+          <w:rFonts w:ascii="Calibri" w:hAnsi="Calibri" w:eastAsia="Calibri" w:cs="Calibri" w:asciiTheme="majorAscii" w:hAnsiTheme="majorAscii" w:eastAsiaTheme="majorAscii" w:cstheme="majorAscii"/>
+          <w:b w:val="1"/>
+          <w:bCs w:val="1"/>
+          <w:sz w:val="28"/>
+          <w:szCs w:val="28"/>
+        </w:rPr>
+      </w:pPr>
+    </w:p>
     <w:p xmlns:wp14="http://schemas.microsoft.com/office/word/2010/wordml" wp14:textId="77777777">
       <w:pPr>
         <w:pStyle w:val="Heading1"/>
@@ -3110,6 +3456,228 @@
         </w:rPr>
       </w:pPr>
     </w:p>
+    <w:p>
+      <w:pPr>
+        <w:jc w:val="both"/>
+        <w:rPr>
+          <w:rFonts w:ascii="Calibri" w:hAnsi="Calibri" w:eastAsia="Calibri" w:cs="Calibri" w:asciiTheme="majorAscii" w:hAnsiTheme="majorAscii" w:eastAsiaTheme="majorAscii" w:cstheme="majorAscii"/>
+        </w:rPr>
+      </w:pPr>
+    </w:p>
+    <w:p>
+      <w:pPr>
+        <w:jc w:val="both"/>
+        <w:rPr>
+          <w:rFonts w:ascii="Calibri" w:hAnsi="Calibri" w:eastAsia="Calibri" w:cs="Calibri" w:asciiTheme="majorAscii" w:hAnsiTheme="majorAscii" w:eastAsiaTheme="majorAscii" w:cstheme="majorAscii"/>
+        </w:rPr>
+      </w:pPr>
+    </w:p>
+    <w:p>
+      <w:pPr>
+        <w:pStyle w:val="Heading1"/>
+        <w:suppressLineNumbers w:val="0"/>
+        <w:bidi w:val="0"/>
+        <w:spacing w:before="480" w:beforeAutospacing="off" w:after="0" w:afterAutospacing="off" w:line="276" w:lineRule="auto"/>
+        <w:ind w:left="0" w:right="0"/>
+        <w:jc w:val="both"/>
+        <w:rPr>
+          <w:rFonts w:ascii="Calibri" w:hAnsi="Calibri" w:eastAsia="Calibri" w:cs="Calibri" w:asciiTheme="majorAscii" w:hAnsiTheme="majorAscii" w:eastAsiaTheme="majorAscii" w:cstheme="majorAscii"/>
+          <w:color w:val="auto"/>
+        </w:rPr>
+      </w:pPr>
+      <w:r>
+        <w:rPr>
+          <w:rFonts w:ascii="Calibri" w:hAnsi="Calibri" w:eastAsia="Calibri" w:cs="Calibri" w:asciiTheme="majorAscii" w:hAnsiTheme="majorAscii" w:eastAsiaTheme="majorAscii" w:cstheme="majorAscii"/>
+          <w:color w:val="auto"/>
+        </w:rPr>
+        <w:t>Appendix</w:t>
+      </w:r>
+    </w:p>
+    <w:p>
+      <w:pPr>
+        <w:pStyle w:val="ListParagraph"/>
+        <w:numPr>
+          <w:ilvl w:val="0"/>
+          <w:numId w:val="17"/>
+        </w:numPr>
+        <w:jc w:val="both"/>
+        <w:rPr>
+          <w:rFonts w:ascii="Calibri" w:hAnsi="Calibri" w:eastAsia="Calibri" w:cs="Calibri" w:asciiTheme="majorAscii" w:hAnsiTheme="majorAscii" w:eastAsiaTheme="majorAscii" w:cstheme="majorAscii"/>
+          <w:sz w:val="22"/>
+          <w:szCs w:val="22"/>
+        </w:rPr>
+      </w:pPr>
+      <w:hyperlink r:id="R0ba4654ebfa841f7">
+        <w:r>
+          <w:rPr>
+            <w:rStyle w:val="Hyperlink"/>
+            <w:rFonts w:ascii="Calibri" w:hAnsi="Calibri" w:eastAsia="Calibri" w:cs="Calibri" w:asciiTheme="majorAscii" w:hAnsiTheme="majorAscii" w:eastAsiaTheme="majorAscii" w:cstheme="majorAscii"/>
+          </w:rPr>
+          <w:t>https://chatgpt.com/share/69b85268-3440-800f-9b33-0f19e7fd60b9</w:t>
+        </w:r>
+      </w:hyperlink>
+    </w:p>
+    <w:p>
+      <w:pPr>
+        <w:pStyle w:val="ListParagraph"/>
+        <w:numPr>
+          <w:ilvl w:val="0"/>
+          <w:numId w:val="17"/>
+        </w:numPr>
+        <w:jc w:val="both"/>
+        <w:rPr>
+          <w:rFonts w:ascii="Calibri" w:hAnsi="Calibri" w:eastAsia="Calibri" w:cs="Calibri" w:asciiTheme="majorAscii" w:hAnsiTheme="majorAscii" w:eastAsiaTheme="majorAscii" w:cstheme="majorAscii"/>
+          <w:sz w:val="22"/>
+          <w:szCs w:val="22"/>
+        </w:rPr>
+      </w:pPr>
+      <w:hyperlink r:id="R413425d685484c3a">
+        <w:r>
+          <w:rPr>
+            <w:rStyle w:val="Hyperlink"/>
+            <w:rFonts w:ascii="Calibri" w:hAnsi="Calibri" w:eastAsia="Calibri" w:cs="Calibri" w:asciiTheme="majorAscii" w:hAnsiTheme="majorAscii" w:eastAsiaTheme="majorAscii" w:cstheme="majorAscii"/>
+          </w:rPr>
+          <w:t>https://chatgpt.com/share/69b85785-d0e0-800f-aeda-3dfd4efac3fd</w:t>
+        </w:r>
+      </w:hyperlink>
+    </w:p>
+    <w:p>
+      <w:pPr>
+        <w:pStyle w:val="ListParagraph"/>
+        <w:numPr>
+          <w:ilvl w:val="0"/>
+          <w:numId w:val="17"/>
+        </w:numPr>
+        <w:jc w:val="both"/>
+        <w:rPr>
+          <w:rFonts w:ascii="Calibri" w:hAnsi="Calibri" w:eastAsia="Calibri" w:cs="Calibri" w:asciiTheme="majorAscii" w:hAnsiTheme="majorAscii" w:eastAsiaTheme="majorAscii" w:cstheme="majorAscii"/>
+          <w:sz w:val="22"/>
+          <w:szCs w:val="22"/>
+        </w:rPr>
+      </w:pPr>
+      <w:hyperlink r:id="Ree501100ef5042f7">
+        <w:r>
+          <w:rPr>
+            <w:rStyle w:val="Hyperlink"/>
+            <w:rFonts w:ascii="Calibri" w:hAnsi="Calibri" w:eastAsia="Calibri" w:cs="Calibri" w:asciiTheme="majorAscii" w:hAnsiTheme="majorAscii" w:eastAsiaTheme="majorAscii" w:cstheme="majorAscii"/>
+          </w:rPr>
+          <w:t>https://chatgpt.com/share/69b8592b-b8f8-800f-bead-7f69d4ea5236</w:t>
+        </w:r>
+      </w:hyperlink>
+    </w:p>
+    <w:p>
+      <w:pPr>
+        <w:pStyle w:val="ListParagraph"/>
+        <w:numPr>
+          <w:ilvl w:val="0"/>
+          <w:numId w:val="17"/>
+        </w:numPr>
+        <w:jc w:val="both"/>
+        <w:rPr>
+          <w:rFonts w:ascii="Calibri" w:hAnsi="Calibri" w:eastAsia="Calibri" w:cs="Calibri" w:asciiTheme="majorAscii" w:hAnsiTheme="majorAscii" w:eastAsiaTheme="majorAscii" w:cstheme="majorAscii"/>
+          <w:sz w:val="22"/>
+          <w:szCs w:val="22"/>
+        </w:rPr>
+      </w:pPr>
+      <w:hyperlink r:id="Rbc57c0d496cb4d46">
+        <w:r>
+          <w:rPr>
+            <w:rStyle w:val="Hyperlink"/>
+            <w:rFonts w:ascii="Calibri" w:hAnsi="Calibri" w:eastAsia="Calibri" w:cs="Calibri" w:asciiTheme="majorAscii" w:hAnsiTheme="majorAscii" w:eastAsiaTheme="majorAscii" w:cstheme="majorAscii"/>
+          </w:rPr>
+          <w:t>https://chatgpt.com/share/69b85ccb-4ee0-800f-8ef6-c3124b6feebe</w:t>
+        </w:r>
+      </w:hyperlink>
+    </w:p>
+    <w:p>
+      <w:pPr>
+        <w:pStyle w:val="ListParagraph"/>
+        <w:numPr>
+          <w:ilvl w:val="0"/>
+          <w:numId w:val="17"/>
+        </w:numPr>
+        <w:jc w:val="both"/>
+        <w:rPr>
+          <w:rFonts w:ascii="Calibri" w:hAnsi="Calibri" w:eastAsia="Calibri" w:cs="Calibri" w:asciiTheme="majorAscii" w:hAnsiTheme="majorAscii" w:eastAsiaTheme="majorAscii" w:cstheme="majorAscii"/>
+          <w:sz w:val="22"/>
+          <w:szCs w:val="22"/>
+        </w:rPr>
+      </w:pPr>
+      <w:hyperlink r:id="Rb1e2c7b144e24257">
+        <w:r>
+          <w:rPr>
+            <w:rStyle w:val="Hyperlink"/>
+            <w:rFonts w:ascii="Calibri" w:hAnsi="Calibri" w:eastAsia="Calibri" w:cs="Calibri" w:asciiTheme="majorAscii" w:hAnsiTheme="majorAscii" w:eastAsiaTheme="majorAscii" w:cstheme="majorAscii"/>
+            <w:sz w:val="22"/>
+            <w:szCs w:val="22"/>
+          </w:rPr>
+          <w:t>https://support.gurobi.com/hc/en-us/articles/360044290292-How-do-I-install-Gurobi-for-Python</w:t>
+        </w:r>
+      </w:hyperlink>
+    </w:p>
+    <w:p>
+      <w:pPr>
+        <w:pStyle w:val="ListParagraph"/>
+        <w:numPr>
+          <w:ilvl w:val="0"/>
+          <w:numId w:val="17"/>
+        </w:numPr>
+        <w:jc w:val="both"/>
+        <w:rPr>
+          <w:rFonts w:ascii="Calibri" w:hAnsi="Calibri" w:eastAsia="Calibri" w:cs="Calibri" w:asciiTheme="majorAscii" w:hAnsiTheme="majorAscii" w:eastAsiaTheme="majorAscii" w:cstheme="majorAscii"/>
+          <w:sz w:val="22"/>
+          <w:szCs w:val="22"/>
+        </w:rPr>
+      </w:pPr>
+      <w:hyperlink r:id="R079a53d7f0e04c3f">
+        <w:r>
+          <w:rPr>
+            <w:rStyle w:val="Hyperlink"/>
+            <w:rFonts w:ascii="Calibri" w:hAnsi="Calibri" w:eastAsia="Calibri" w:cs="Calibri" w:asciiTheme="majorAscii" w:hAnsiTheme="majorAscii" w:eastAsiaTheme="majorAscii" w:cstheme="majorAscii"/>
+            <w:sz w:val="22"/>
+            <w:szCs w:val="22"/>
+          </w:rPr>
+          <w:t>https://matplotlib.org/stable/gallery/index.html</w:t>
+        </w:r>
+      </w:hyperlink>
+    </w:p>
+    <w:p>
+      <w:pPr>
+        <w:pStyle w:val="ListParagraph"/>
+        <w:numPr>
+          <w:ilvl w:val="0"/>
+          <w:numId w:val="17"/>
+        </w:numPr>
+        <w:jc w:val="both"/>
+        <w:rPr>
+          <w:rFonts w:ascii="Calibri" w:hAnsi="Calibri" w:eastAsia="Calibri" w:cs="Calibri" w:asciiTheme="majorAscii" w:hAnsiTheme="majorAscii" w:eastAsiaTheme="majorAscii" w:cstheme="majorAscii"/>
+          <w:sz w:val="22"/>
+          <w:szCs w:val="22"/>
+        </w:rPr>
+      </w:pPr>
+      <w:hyperlink r:id="Rdaffc2c08c034109">
+        <w:r>
+          <w:rPr>
+            <w:rStyle w:val="Hyperlink"/>
+            <w:rFonts w:ascii="Calibri" w:hAnsi="Calibri" w:eastAsia="Calibri" w:cs="Calibri" w:asciiTheme="majorAscii" w:hAnsiTheme="majorAscii" w:eastAsiaTheme="majorAscii" w:cstheme="majorAscii"/>
+            <w:sz w:val="22"/>
+            <w:szCs w:val="22"/>
+          </w:rPr>
+          <w:t>https://docs.python.org/3/library/sqlite3.html</w:t>
+        </w:r>
+      </w:hyperlink>
+    </w:p>
+    <w:p>
+      <w:pPr>
+        <w:pStyle w:val="Normal"/>
+        <w:ind w:left="0"/>
+        <w:jc w:val="both"/>
+        <w:rPr>
+          <w:sz w:val="22"/>
+          <w:szCs w:val="22"/>
+        </w:rPr>
+      </w:pPr>
+    </w:p>
     <w:sectPr>
       <w:pgSz w:w="12240" w:h="15840" w:orient="portrait"/>
       <w:pgMar w:top="1440" w:right="1800" w:bottom="1440" w:left="1800" w:header="720" w:footer="720" w:gutter="0"/>
@@ -3145,6 +3713,118 @@
 
 <file path=word/numbering.xml><?xml version="1.0" encoding="utf-8"?>
 <w:numbering xmlns:wpc="http://schemas.microsoft.com/office/word/2010/wordprocessingCanvas" xmlns:mo="http://schemas.microsoft.com/office/mac/office/2008/main" xmlns:mc="http://schemas.openxmlformats.org/markup-compatibility/2006" xmlns:mv="urn:schemas-microsoft-com:mac:vml" xmlns:o="urn:schemas-microsoft-com:office:office" xmlns:r="http://schemas.openxmlformats.org/officeDocument/2006/relationships" xmlns:m="http://schemas.openxmlformats.org/officeDocument/2006/math" xmlns:v="urn:schemas-microsoft-com:vml" xmlns:wp14="http://schemas.microsoft.com/office/word/2010/wordprocessingDrawing" xmlns:wp="http://schemas.openxmlformats.org/drawingml/2006/wordprocessingDrawing" xmlns:w10="urn:schemas-microsoft-com:office:word" xmlns:w="http://schemas.openxmlformats.org/wordprocessingml/2006/main" xmlns:w14="http://schemas.microsoft.com/office/word/2010/wordml" xmlns:wpg="http://schemas.microsoft.com/office/word/2010/wordprocessingGroup" xmlns:wpi="http://schemas.microsoft.com/office/word/2010/wordprocessingInk" xmlns:wne="http://schemas.microsoft.com/office/word/2006/wordml" xmlns:wps="http://schemas.microsoft.com/office/word/2010/wordprocessingShape" mc:Ignorable="w14 wp14">
+  <w:abstractNum xmlns:w="http://schemas.openxmlformats.org/wordprocessingml/2006/main" w:abstractNumId="16">
+    <w:nsid w:val="11b62919"/>
+    <w:multiLevelType xmlns:w="http://schemas.openxmlformats.org/wordprocessingml/2006/main" w:val="hybridMultilevel"/>
+    <w:lvl xmlns:w="http://schemas.openxmlformats.org/wordprocessingml/2006/main" w:ilvl="0">
+      <w:start w:val="1"/>
+      <w:numFmt w:val="bullet"/>
+      <w:lvlText w:val=""/>
+      <w:lvlJc w:val="left"/>
+      <w:pPr>
+        <w:ind w:left="720" w:hanging="360"/>
+      </w:pPr>
+      <w:rPr>
+        <w:rFonts w:hint="default" w:ascii="Symbol" w:hAnsi="Symbol"/>
+      </w:rPr>
+    </w:lvl>
+    <w:lvl xmlns:w="http://schemas.openxmlformats.org/wordprocessingml/2006/main" w:ilvl="1">
+      <w:start w:val="1"/>
+      <w:numFmt w:val="bullet"/>
+      <w:lvlText w:val="o"/>
+      <w:lvlJc w:val="left"/>
+      <w:pPr>
+        <w:ind w:left="1440" w:hanging="360"/>
+      </w:pPr>
+      <w:rPr>
+        <w:rFonts w:hint="default" w:ascii="Courier New" w:hAnsi="Courier New"/>
+      </w:rPr>
+    </w:lvl>
+    <w:lvl xmlns:w="http://schemas.openxmlformats.org/wordprocessingml/2006/main" w:ilvl="2">
+      <w:start w:val="1"/>
+      <w:numFmt w:val="bullet"/>
+      <w:lvlText w:val=""/>
+      <w:lvlJc w:val="left"/>
+      <w:pPr>
+        <w:ind w:left="2160" w:hanging="360"/>
+      </w:pPr>
+      <w:rPr>
+        <w:rFonts w:hint="default" w:ascii="Wingdings" w:hAnsi="Wingdings"/>
+      </w:rPr>
+    </w:lvl>
+    <w:lvl xmlns:w="http://schemas.openxmlformats.org/wordprocessingml/2006/main" w:ilvl="3">
+      <w:start w:val="1"/>
+      <w:numFmt w:val="bullet"/>
+      <w:lvlText w:val=""/>
+      <w:lvlJc w:val="left"/>
+      <w:pPr>
+        <w:ind w:left="2880" w:hanging="360"/>
+      </w:pPr>
+      <w:rPr>
+        <w:rFonts w:hint="default" w:ascii="Symbol" w:hAnsi="Symbol"/>
+      </w:rPr>
+    </w:lvl>
+    <w:lvl xmlns:w="http://schemas.openxmlformats.org/wordprocessingml/2006/main" w:ilvl="4">
+      <w:start w:val="1"/>
+      <w:numFmt w:val="bullet"/>
+      <w:lvlText w:val="o"/>
+      <w:lvlJc w:val="left"/>
+      <w:pPr>
+        <w:ind w:left="3600" w:hanging="360"/>
+      </w:pPr>
+      <w:rPr>
+        <w:rFonts w:hint="default" w:ascii="Courier New" w:hAnsi="Courier New"/>
+      </w:rPr>
+    </w:lvl>
+    <w:lvl xmlns:w="http://schemas.openxmlformats.org/wordprocessingml/2006/main" w:ilvl="5">
+      <w:start w:val="1"/>
+      <w:numFmt w:val="bullet"/>
+      <w:lvlText w:val=""/>
+      <w:lvlJc w:val="left"/>
+      <w:pPr>
+        <w:ind w:left="4320" w:hanging="360"/>
+      </w:pPr>
+      <w:rPr>
+        <w:rFonts w:hint="default" w:ascii="Wingdings" w:hAnsi="Wingdings"/>
+      </w:rPr>
+    </w:lvl>
+    <w:lvl xmlns:w="http://schemas.openxmlformats.org/wordprocessingml/2006/main" w:ilvl="6">
+      <w:start w:val="1"/>
+      <w:numFmt w:val="bullet"/>
+      <w:lvlText w:val=""/>
+      <w:lvlJc w:val="left"/>
+      <w:pPr>
+        <w:ind w:left="5040" w:hanging="360"/>
+      </w:pPr>
+      <w:rPr>
+        <w:rFonts w:hint="default" w:ascii="Symbol" w:hAnsi="Symbol"/>
+      </w:rPr>
+    </w:lvl>
+    <w:lvl xmlns:w="http://schemas.openxmlformats.org/wordprocessingml/2006/main" w:ilvl="7">
+      <w:start w:val="1"/>
+      <w:numFmt w:val="bullet"/>
+      <w:lvlText w:val="o"/>
+      <w:lvlJc w:val="left"/>
+      <w:pPr>
+        <w:ind w:left="5760" w:hanging="360"/>
+      </w:pPr>
+      <w:rPr>
+        <w:rFonts w:hint="default" w:ascii="Courier New" w:hAnsi="Courier New"/>
+      </w:rPr>
+    </w:lvl>
+    <w:lvl xmlns:w="http://schemas.openxmlformats.org/wordprocessingml/2006/main" w:ilvl="8">
+      <w:start w:val="1"/>
+      <w:numFmt w:val="bullet"/>
+      <w:lvlText w:val=""/>
+      <w:lvlJc w:val="left"/>
+      <w:pPr>
+        <w:ind w:left="6480" w:hanging="360"/>
+      </w:pPr>
+      <w:rPr>
+        <w:rFonts w:hint="default" w:ascii="Wingdings" w:hAnsi="Wingdings"/>
+      </w:rPr>
+    </w:lvl>
+  </w:abstractNum>
   <w:abstractNum xmlns:w="http://schemas.openxmlformats.org/wordprocessingml/2006/main" w:abstractNumId="15">
     <w:nsid w:val="743bad92"/>
     <w:multiLevelType xmlns:w="http://schemas.openxmlformats.org/wordprocessingml/2006/main" w:val="hybridMultilevel"/>
@@ -4019,6 +4699,9 @@
       </w:rPr>
     </w:lvl>
   </w:abstractNum>
+  <w:num w:numId="17">
+    <w:abstractNumId w:val="16"/>
+  </w:num>
   <w:num w:numId="16">
     <w:abstractNumId w:val="15"/>
   </w:num>
@@ -15912,6 +16595,17 @@
         <w:shd w:val="clear" w:color="auto" w:fill="FBCAA2" w:themeFill="accent6" w:themeFillTint="7F"/>
       </w:tcPr>
     </w:tblStylePr>
+  </w:style>
+  <w:style w:type="character" w:styleId="Hyperlink">
+    <w:uiPriority w:val="99"/>
+    <w:name w:val="Hyperlink"/>
+    <w:basedOn w:val="DefaultParagraphFont"/>
+    <w:unhideWhenUsed/>
+    <w:rsid w:val="6ADEE532"/>
+    <w:rPr>
+      <w:color w:val="0000FF"/>
+      <w:u w:val="single"/>
+    </w:rPr>
   </w:style>
 </w:styles>
 </file>
